--- a/inst/abundolism.docx
+++ b/inst/abundolism.docx
@@ -2573,14 +2573,7 @@
                       <w:rFonts w:ascii="Times New Roman" w:hAnsi="Times New Roman" w:cs="Times New Roman"/>
                       <w:lang w:val="haw-US"/>
                     </w:rPr>
-                    <w:t>20</w:t>
-                  </w:r>
-                  <w:r>
-                    <w:rPr>
-                      <w:rFonts w:ascii="Times New Roman" w:hAnsi="Times New Roman" w:cs="Times New Roman"/>
-                      <w:lang w:val="haw-US"/>
-                    </w:rPr>
-                    <w:t>0.0</w:t>
+                    <w:t>200.0</w:t>
                   </w:r>
                 </w:p>
               </w:tc>
@@ -2740,21 +2733,7 @@
                       <w:rFonts w:ascii="Times New Roman" w:hAnsi="Times New Roman" w:cs="Times New Roman"/>
                       <w:lang w:val="haw-US"/>
                     </w:rPr>
-                    <w:t>1</w:t>
-                  </w:r>
-                  <w:r>
-                    <w:rPr>
-                      <w:rFonts w:ascii="Times New Roman" w:hAnsi="Times New Roman" w:cs="Times New Roman"/>
-                      <w:lang w:val="haw-US"/>
-                    </w:rPr>
-                    <w:t>0</w:t>
-                  </w:r>
-                  <w:r>
-                    <w:rPr>
-                      <w:rFonts w:ascii="Times New Roman" w:hAnsi="Times New Roman" w:cs="Times New Roman"/>
-                      <w:lang w:val="haw-US"/>
-                    </w:rPr>
-                    <w:t>0.0</w:t>
+                    <w:t>100.0</w:t>
                   </w:r>
                 </w:p>
               </w:tc>
@@ -3384,9 +3363,56 @@
       <w:pPr>
         <w:pStyle w:val="BodyText"/>
         <w:rPr>
-          <w:rFonts w:ascii="Times New Roman" w:hAnsi="Times New Roman" w:cs="Times New Roman"/>
-        </w:rPr>
-      </w:pPr>
+          <w:rFonts w:ascii="Times New Roman" w:eastAsiaTheme="minorEastAsia" w:hAnsi="Times New Roman" w:cs="Times New Roman"/>
+        </w:rPr>
+      </w:pPr>
+      <w:r>
+        <w:rPr>
+          <w:rFonts w:ascii="Times New Roman" w:eastAsiaTheme="minorEastAsia" w:hAnsi="Times New Roman" w:cs="Times New Roman"/>
+          <w:noProof/>
+        </w:rPr>
+        <w:drawing>
+          <wp:inline distT="0" distB="0" distL="0" distR="0">
+            <wp:extent cx="5943600" cy="352425"/>
+            <wp:effectExtent l="0" t="0" r="0" b="0"/>
+            <wp:docPr id="263715494" name="Picture 3"/>
+            <wp:cNvGraphicFramePr>
+              <a:graphicFrameLocks xmlns:a="http://schemas.openxmlformats.org/drawingml/2006/main" noChangeAspect="1"/>
+            </wp:cNvGraphicFramePr>
+            <a:graphic xmlns:a="http://schemas.openxmlformats.org/drawingml/2006/main">
+              <a:graphicData uri="http://schemas.openxmlformats.org/drawingml/2006/picture">
+                <pic:pic xmlns:pic="http://schemas.openxmlformats.org/drawingml/2006/picture">
+                  <pic:nvPicPr>
+                    <pic:cNvPr id="263715494" name="Picture 263715494"/>
+                    <pic:cNvPicPr/>
+                  </pic:nvPicPr>
+                  <pic:blipFill>
+                    <a:blip r:embed="rId6" cstate="print">
+                      <a:extLst>
+                        <a:ext uri="{28A0092B-C50C-407E-A947-70E740481C1C}">
+                          <a14:useLocalDpi xmlns:a14="http://schemas.microsoft.com/office/drawing/2010/main" val="0"/>
+                        </a:ext>
+                      </a:extLst>
+                    </a:blip>
+                    <a:stretch>
+                      <a:fillRect/>
+                    </a:stretch>
+                  </pic:blipFill>
+                  <pic:spPr>
+                    <a:xfrm>
+                      <a:off x="0" y="0"/>
+                      <a:ext cx="5943600" cy="352425"/>
+                    </a:xfrm>
+                    <a:prstGeom prst="rect">
+                      <a:avLst/>
+                    </a:prstGeom>
+                  </pic:spPr>
+                </pic:pic>
+              </a:graphicData>
+            </a:graphic>
+          </wp:inline>
+        </w:drawing>
+      </w:r>
     </w:p>
     <w:p>
       <w:pPr>
@@ -3971,6 +3997,53 @@
           <w:rFonts w:ascii="Times New Roman" w:hAnsi="Times New Roman" w:cs="Times New Roman"/>
         </w:rPr>
       </w:pPr>
+      <w:r>
+        <w:rPr>
+          <w:rFonts w:ascii="Times New Roman" w:hAnsi="Times New Roman" w:cs="Times New Roman"/>
+          <w:noProof/>
+        </w:rPr>
+        <w:drawing>
+          <wp:inline distT="0" distB="0" distL="0" distR="0">
+            <wp:extent cx="5943600" cy="567055"/>
+            <wp:effectExtent l="0" t="0" r="0" b="0"/>
+            <wp:docPr id="312145301" name="Picture 2"/>
+            <wp:cNvGraphicFramePr>
+              <a:graphicFrameLocks xmlns:a="http://schemas.openxmlformats.org/drawingml/2006/main" noChangeAspect="1"/>
+            </wp:cNvGraphicFramePr>
+            <a:graphic xmlns:a="http://schemas.openxmlformats.org/drawingml/2006/main">
+              <a:graphicData uri="http://schemas.openxmlformats.org/drawingml/2006/picture">
+                <pic:pic xmlns:pic="http://schemas.openxmlformats.org/drawingml/2006/picture">
+                  <pic:nvPicPr>
+                    <pic:cNvPr id="312145301" name="Picture 312145301"/>
+                    <pic:cNvPicPr/>
+                  </pic:nvPicPr>
+                  <pic:blipFill>
+                    <a:blip r:embed="rId7" cstate="print">
+                      <a:extLst>
+                        <a:ext uri="{28A0092B-C50C-407E-A947-70E740481C1C}">
+                          <a14:useLocalDpi xmlns:a14="http://schemas.microsoft.com/office/drawing/2010/main" val="0"/>
+                        </a:ext>
+                      </a:extLst>
+                    </a:blip>
+                    <a:stretch>
+                      <a:fillRect/>
+                    </a:stretch>
+                  </pic:blipFill>
+                  <pic:spPr>
+                    <a:xfrm>
+                      <a:off x="0" y="0"/>
+                      <a:ext cx="5943600" cy="567055"/>
+                    </a:xfrm>
+                    <a:prstGeom prst="rect">
+                      <a:avLst/>
+                    </a:prstGeom>
+                  </pic:spPr>
+                </pic:pic>
+              </a:graphicData>
+            </a:graphic>
+          </wp:inline>
+        </w:drawing>
+      </w:r>
     </w:p>
     <w:p>
       <w:pPr>
@@ -4093,6 +4166,54 @@
           <w:rFonts w:ascii="Times New Roman" w:hAnsi="Times New Roman" w:cs="Times New Roman"/>
         </w:rPr>
       </w:pPr>
+      <w:r>
+        <w:rPr>
+          <w:rFonts w:ascii="Times New Roman" w:hAnsi="Times New Roman" w:cs="Times New Roman"/>
+          <w:noProof/>
+        </w:rPr>
+        <w:lastRenderedPageBreak/>
+        <w:drawing>
+          <wp:inline distT="0" distB="0" distL="0" distR="0">
+            <wp:extent cx="5943600" cy="825500"/>
+            <wp:effectExtent l="0" t="0" r="0" b="0"/>
+            <wp:docPr id="211852463" name="Picture 1"/>
+            <wp:cNvGraphicFramePr>
+              <a:graphicFrameLocks xmlns:a="http://schemas.openxmlformats.org/drawingml/2006/main" noChangeAspect="1"/>
+            </wp:cNvGraphicFramePr>
+            <a:graphic xmlns:a="http://schemas.openxmlformats.org/drawingml/2006/main">
+              <a:graphicData uri="http://schemas.openxmlformats.org/drawingml/2006/picture">
+                <pic:pic xmlns:pic="http://schemas.openxmlformats.org/drawingml/2006/picture">
+                  <pic:nvPicPr>
+                    <pic:cNvPr id="211852463" name="Picture 211852463"/>
+                    <pic:cNvPicPr/>
+                  </pic:nvPicPr>
+                  <pic:blipFill>
+                    <a:blip r:embed="rId8" cstate="print">
+                      <a:extLst>
+                        <a:ext uri="{28A0092B-C50C-407E-A947-70E740481C1C}">
+                          <a14:useLocalDpi xmlns:a14="http://schemas.microsoft.com/office/drawing/2010/main" val="0"/>
+                        </a:ext>
+                      </a:extLst>
+                    </a:blip>
+                    <a:stretch>
+                      <a:fillRect/>
+                    </a:stretch>
+                  </pic:blipFill>
+                  <pic:spPr>
+                    <a:xfrm>
+                      <a:off x="0" y="0"/>
+                      <a:ext cx="5943600" cy="825500"/>
+                    </a:xfrm>
+                    <a:prstGeom prst="rect">
+                      <a:avLst/>
+                    </a:prstGeom>
+                  </pic:spPr>
+                </pic:pic>
+              </a:graphicData>
+            </a:graphic>
+          </wp:inline>
+        </w:drawing>
+      </w:r>
     </w:p>
     <w:p>
       <w:pPr>
@@ -4194,14 +4315,7 @@
         <w:rPr>
           <w:rFonts w:ascii="Times New Roman" w:hAnsi="Times New Roman" w:cs="Times New Roman"/>
         </w:rPr>
-        <w:t xml:space="preserve"> across lineages still allows </w:t>
-      </w:r>
-      <w:r>
-        <w:rPr>
-          <w:rFonts w:ascii="Times New Roman" w:hAnsi="Times New Roman" w:cs="Times New Roman"/>
-        </w:rPr>
-        <w:lastRenderedPageBreak/>
-        <w:t xml:space="preserve">sufficient flexibility of the model without introducing additional parameters for which there may be insufficient power to reliably estimate. From this model our estimate for the observable diversification probability for lineage </w:t>
+        <w:t xml:space="preserve"> across lineages still allows sufficient flexibility of the model without introducing additional parameters for which there may be insufficient power to reliably estimate. From this model our estimate for the observable diversification probability for lineage </w:t>
       </w:r>
       <m:oMath>
         <m:r>
@@ -4400,6 +4514,53 @@
           <w:rFonts w:ascii="Times New Roman" w:hAnsi="Times New Roman" w:cs="Times New Roman"/>
         </w:rPr>
       </w:pPr>
+      <w:r>
+        <w:rPr>
+          <w:rFonts w:ascii="Times New Roman" w:hAnsi="Times New Roman" w:cs="Times New Roman"/>
+          <w:noProof/>
+        </w:rPr>
+        <w:drawing>
+          <wp:inline distT="0" distB="0" distL="0" distR="0">
+            <wp:extent cx="5943600" cy="747395"/>
+            <wp:effectExtent l="0" t="0" r="0" b="0"/>
+            <wp:docPr id="50631553" name="Picture 4"/>
+            <wp:cNvGraphicFramePr>
+              <a:graphicFrameLocks xmlns:a="http://schemas.openxmlformats.org/drawingml/2006/main" noChangeAspect="1"/>
+            </wp:cNvGraphicFramePr>
+            <a:graphic xmlns:a="http://schemas.openxmlformats.org/drawingml/2006/main">
+              <a:graphicData uri="http://schemas.openxmlformats.org/drawingml/2006/picture">
+                <pic:pic xmlns:pic="http://schemas.openxmlformats.org/drawingml/2006/picture">
+                  <pic:nvPicPr>
+                    <pic:cNvPr id="50631553" name="Picture 50631553"/>
+                    <pic:cNvPicPr/>
+                  </pic:nvPicPr>
+                  <pic:blipFill>
+                    <a:blip r:embed="rId9" cstate="print">
+                      <a:extLst>
+                        <a:ext uri="{28A0092B-C50C-407E-A947-70E740481C1C}">
+                          <a14:useLocalDpi xmlns:a14="http://schemas.microsoft.com/office/drawing/2010/main" val="0"/>
+                        </a:ext>
+                      </a:extLst>
+                    </a:blip>
+                    <a:stretch>
+                      <a:fillRect/>
+                    </a:stretch>
+                  </pic:blipFill>
+                  <pic:spPr>
+                    <a:xfrm>
+                      <a:off x="0" y="0"/>
+                      <a:ext cx="5943600" cy="747395"/>
+                    </a:xfrm>
+                    <a:prstGeom prst="rect">
+                      <a:avLst/>
+                    </a:prstGeom>
+                  </pic:spPr>
+                </pic:pic>
+              </a:graphicData>
+            </a:graphic>
+          </wp:inline>
+        </w:drawing>
+      </w:r>
     </w:p>
     <w:p>
       <w:pPr>
@@ -4744,7 +4905,7 @@
                           </pic:cNvPicPr>
                         </pic:nvPicPr>
                         <pic:blipFill>
-                          <a:blip r:embed="rId6"/>
+                          <a:blip r:embed="rId10"/>
                           <a:stretch>
                             <a:fillRect/>
                           </a:stretch>
@@ -4873,7 +5034,7 @@
                           </pic:cNvPicPr>
                         </pic:nvPicPr>
                         <pic:blipFill>
-                          <a:blip r:embed="rId7"/>
+                          <a:blip r:embed="rId11"/>
                           <a:stretch>
                             <a:fillRect/>
                           </a:stretch>
@@ -5018,7 +5179,7 @@
                           </pic:cNvPicPr>
                         </pic:nvPicPr>
                         <pic:blipFill>
-                          <a:blip r:embed="rId8"/>
+                          <a:blip r:embed="rId12"/>
                           <a:stretch>
                             <a:fillRect/>
                           </a:stretch>
@@ -5249,7 +5410,7 @@
                           </pic:cNvPicPr>
                         </pic:nvPicPr>
                         <pic:blipFill>
-                          <a:blip r:embed="rId9"/>
+                          <a:blip r:embed="rId13"/>
                           <a:stretch>
                             <a:fillRect/>
                           </a:stretch>
@@ -5450,7 +5611,20 @@
         <w:rPr>
           <w:rFonts w:ascii="Times New Roman" w:hAnsi="Times New Roman" w:cs="Times New Roman"/>
         </w:rPr>
-        <w:t xml:space="preserve"> 0.100 (95% CI: [0.030, 0.170]). 95% CIs are Wald confidence intervals. Coefficient values are reported on the link scale (i.e. as in eq. ). The location of maximum predicted genus richness (and therefore </w:t>
+        <w:t xml:space="preserve"> 0.100 (95% CI: [0.030, 0.170]). 95% CIs are Wald confidence intervals. Coefficient values are reported on the link scale (i.e. as in eq. </w:t>
+      </w:r>
+      <w:r>
+        <w:rPr>
+          <w:rFonts w:ascii="Times New Roman" w:hAnsi="Times New Roman" w:cs="Times New Roman"/>
+          <w:lang w:val="haw-US"/>
+        </w:rPr>
+        <w:t>4</w:t>
+      </w:r>
+      <w:r>
+        <w:rPr>
+          <w:rFonts w:ascii="Times New Roman" w:hAnsi="Times New Roman" w:cs="Times New Roman"/>
+        </w:rPr>
+        <w:t xml:space="preserve">). The location of maximum predicted genus richness (and therefore </w:t>
       </w:r>
       <m:oMath>
         <m:r>
@@ -5664,7 +5838,7 @@
                           </pic:cNvPicPr>
                         </pic:nvPicPr>
                         <pic:blipFill>
-                          <a:blip r:embed="rId10"/>
+                          <a:blip r:embed="rId14"/>
                           <a:stretch>
                             <a:fillRect/>
                           </a:stretch>
@@ -6414,7 +6588,7 @@
         </w:rPr>
         <w:t xml:space="preserve">Eddelbuettel, D., Francois, R., Allaire, J., Ushey, K., Kou, Q., Russell, N., Ucar, I., Bates, D. and Chambers, J. 2025a. </w:t>
       </w:r>
-      <w:hyperlink r:id="rId11">
+      <w:hyperlink r:id="rId15">
         <w:r>
           <w:rPr>
             <w:rStyle w:val="Hyperlink"/>
@@ -6446,7 +6620,7 @@
         <w:lastRenderedPageBreak/>
         <w:t xml:space="preserve">Eddelbuettel, D., Francois, R., Bates, D., Ni, B. and Sanderson, C. 2025b. </w:t>
       </w:r>
-      <w:hyperlink r:id="rId12">
+      <w:hyperlink r:id="rId16">
         <w:r>
           <w:rPr>
             <w:rStyle w:val="Hyperlink"/>
@@ -6926,7 +7100,7 @@
         </w:rPr>
         <w:t xml:space="preserve">McGillycuddy, M., Warton, D. I., Popovic, G. and Bolker, B. M. 2025. </w:t>
       </w:r>
-      <w:hyperlink r:id="rId13">
+      <w:hyperlink r:id="rId17">
         <w:r>
           <w:rPr>
             <w:rStyle w:val="Hyperlink"/>
@@ -7054,7 +7228,7 @@
         </w:rPr>
         <w:t xml:space="preserve">R Core Team 2025. </w:t>
       </w:r>
-      <w:hyperlink r:id="rId14">
+      <w:hyperlink r:id="rId18">
         <w:r>
           <w:rPr>
             <w:rStyle w:val="Hyperlink"/>
@@ -7390,7 +7564,7 @@
         </w:rPr>
         <w:t xml:space="preserve">Yee, T. W. 2025. </w:t>
       </w:r>
-      <w:hyperlink r:id="rId15">
+      <w:hyperlink r:id="rId19">
         <w:r>
           <w:rPr>
             <w:rStyle w:val="Hyperlink"/>
@@ -9076,6 +9250,14 @@
     <w:basedOn w:val="DefaultParagraphFont"/>
     <w:rsid w:val="00F019F9"/>
   </w:style>
+  <w:style w:type="character" w:styleId="PlaceholderText">
+    <w:name w:val="Placeholder Text"/>
+    <w:basedOn w:val="DefaultParagraphFont"/>
+    <w:rsid w:val="00DF4A90"/>
+    <w:rPr>
+      <w:color w:val="666666"/>
+    </w:rPr>
+  </w:style>
 </w:styles>
 </file>
 
